--- a/doc/Procédure de transmission.docx
+++ b/doc/Procédure de transmission.docx
@@ -199,6 +199,9 @@
         <w:br/>
       </w:r>
       <w:r>
+        <w:rPr>
+          <w:noProof/>
+        </w:rPr>
         <w:drawing>
           <wp:inline distT="0" distB="0" distL="0" distR="0" wp14:anchorId="466A8334" wp14:editId="60DD0218">
             <wp:extent cx="3860800" cy="1281984"/>
@@ -287,6 +290,9 @@
         <w:br/>
       </w:r>
       <w:r>
+        <w:rPr>
+          <w:noProof/>
+        </w:rPr>
         <w:drawing>
           <wp:inline distT="0" distB="0" distL="0" distR="0" wp14:anchorId="329F38B1" wp14:editId="18E993A7">
             <wp:extent cx="4601496" cy="2194560"/>
@@ -371,7 +377,10 @@
         <w:contextualSpacing w:val="0"/>
       </w:pPr>
       <w:r>
-        <w:t xml:space="preserve">Dans l’Explorateur Windows, se rendre au </w:t>
+        <w:t>Da</w:t>
+      </w:r>
+      <w:r>
+        <w:t xml:space="preserve">ns l’Explorateur Windows, se rendre au </w:t>
       </w:r>
       <w:r>
         <w:rPr>
@@ -396,166 +405,123 @@
         <w:contextualSpacing w:val="0"/>
       </w:pPr>
       <w:r>
-        <w:t xml:space="preserve">Faire parvenir le fichier </w:t>
-      </w:r>
-      <w:r>
-        <w:rPr>
-          <w:b/>
-          <w:bCs/>
-          <w:sz w:val="22"/>
-          <w:szCs w:val="22"/>
-        </w:rPr>
-        <w:t>BackupManuel.zip</w:t>
-      </w:r>
-      <w:r>
-        <w:rPr>
-          <w:sz w:val="22"/>
-          <w:szCs w:val="22"/>
-        </w:rPr>
-        <w:t xml:space="preserve"> qui a été généré </w:t>
-      </w:r>
-      <w:r>
-        <w:rPr>
-          <w:sz w:val="22"/>
-          <w:szCs w:val="22"/>
-        </w:rPr>
-        <w:t xml:space="preserve">par </w:t>
+        <w:t xml:space="preserve">Aller sur </w:t>
       </w:r>
       <w:hyperlink r:id="rId12" w:history="1">
         <w:r>
           <w:rPr>
             <w:rStyle w:val="Hyperlink"/>
-            <w:sz w:val="22"/>
-            <w:szCs w:val="22"/>
+            <w:b/>
+            <w:bCs/>
           </w:rPr>
-          <w:t>WeTransfe</w:t>
+          <w:t>htt</w:t>
         </w:r>
         <w:r>
           <w:rPr>
             <w:rStyle w:val="Hyperlink"/>
-            <w:sz w:val="22"/>
-            <w:szCs w:val="22"/>
+            <w:b/>
+            <w:bCs/>
           </w:rPr>
-          <w:t>r</w:t>
+          <w:t>p</w:t>
         </w:r>
         <w:r>
           <w:rPr>
             <w:rStyle w:val="Hyperlink"/>
-            <w:sz w:val="22"/>
-            <w:szCs w:val="22"/>
+            <w:b/>
+            <w:bCs/>
           </w:rPr>
-          <w:t>.com</w:t>
+          <w:t>s://securitepublique.ca/migration/</w:t>
         </w:r>
       </w:hyperlink>
       <w:r>
+        <w:t xml:space="preserve"> et suivre la procédure pour transmettre le fichier </w:t>
+      </w:r>
+      <w:r>
         <w:rPr>
-          <w:sz w:val="22"/>
-          <w:szCs w:val="22"/>
+          <w:b/>
+          <w:bCs/>
         </w:rPr>
-        <w:t xml:space="preserve"> à </w:t>
-      </w:r>
-      <w:hyperlink r:id="rId13" w:history="1">
+        <w:t>BackupManuel.zip</w:t>
+      </w:r>
+      <w:r>
+        <w:t xml:space="preserve"> qui a été généré</w:t>
+      </w:r>
+      <w:r>
+        <w:t xml:space="preserve">. </w:t>
+      </w:r>
+      <w:r>
+        <w:br/>
+      </w:r>
+      <w:r>
+        <w:br/>
+      </w:r>
+      <w:r>
+        <w:t xml:space="preserve">                </w:t>
+      </w:r>
+      <w:r>
+        <w:drawing>
+          <wp:inline distT="0" distB="0" distL="0" distR="0" wp14:anchorId="58E93E64" wp14:editId="070B7160">
+            <wp:extent cx="4459574" cy="4769540"/>
+            <wp:effectExtent l="0" t="0" r="0" b="5715"/>
+            <wp:docPr id="1344536983" name="Picture 1" descr="A screenshot of a test&#10;&#10;AI-generated content may be incorrect."/>
+            <wp:cNvGraphicFramePr>
+              <a:graphicFrameLocks xmlns:a="http://schemas.openxmlformats.org/drawingml/2006/main" noChangeAspect="1"/>
+            </wp:cNvGraphicFramePr>
+            <a:graphic xmlns:a="http://schemas.openxmlformats.org/drawingml/2006/main">
+              <a:graphicData uri="http://schemas.openxmlformats.org/drawingml/2006/picture">
+                <pic:pic xmlns:pic="http://schemas.openxmlformats.org/drawingml/2006/picture">
+                  <pic:nvPicPr>
+                    <pic:cNvPr id="1344536983" name="Picture 1" descr="A screenshot of a test&#10;&#10;AI-generated content may be incorrect."/>
+                    <pic:cNvPicPr/>
+                  </pic:nvPicPr>
+                  <pic:blipFill>
+                    <a:blip r:embed="rId13" cstate="print">
+                      <a:extLst>
+                        <a:ext uri="{28A0092B-C50C-407E-A947-70E740481C1C}">
+                          <a14:useLocalDpi xmlns:a14="http://schemas.microsoft.com/office/drawing/2010/main" val="0"/>
+                        </a:ext>
+                      </a:extLst>
+                    </a:blip>
+                    <a:stretch>
+                      <a:fillRect/>
+                    </a:stretch>
+                  </pic:blipFill>
+                  <pic:spPr>
+                    <a:xfrm>
+                      <a:off x="0" y="0"/>
+                      <a:ext cx="4459574" cy="4769540"/>
+                    </a:xfrm>
+                    <a:prstGeom prst="rect">
+                      <a:avLst/>
+                    </a:prstGeom>
+                  </pic:spPr>
+                </pic:pic>
+              </a:graphicData>
+            </a:graphic>
+          </wp:inline>
+        </w:drawing>
+      </w:r>
+      <w:r>
+        <w:br/>
+        <w:t>Vous aurez besoin du code géographique à 5 chiffres de votre municipalité. Si vous ne le connaissez pas, vous pouvez le chercher sur le Répertoire des municipalités du Gouvernement du Québec :</w:t>
+      </w:r>
+      <w:r>
+        <w:br/>
+      </w:r>
+      <w:r>
+        <w:br/>
+      </w:r>
+      <w:hyperlink r:id="rId14" w:history="1">
         <w:r>
           <w:rPr>
             <w:rStyle w:val="Hyperlink"/>
-            <w:sz w:val="22"/>
-            <w:szCs w:val="22"/>
           </w:rPr>
-          <w:t>sylvain@securitepublique.ca</w:t>
+          <w:t>https://www.quebec.ca/gouvernement/portrait-quebec/repertoire-municipalites</w:t>
         </w:r>
       </w:hyperlink>
       <w:r>
-        <w:rPr>
-          <w:sz w:val="22"/>
-          <w:szCs w:val="22"/>
-        </w:rPr>
-        <w:t xml:space="preserve"> (</w:t>
-      </w:r>
-      <w:r>
-        <w:rPr>
-          <w:sz w:val="22"/>
-          <w:szCs w:val="22"/>
-        </w:rPr>
-        <w:t xml:space="preserve">ou </w:t>
-      </w:r>
-      <w:r>
-        <w:rPr>
-          <w:sz w:val="22"/>
-          <w:szCs w:val="22"/>
-        </w:rPr>
-        <w:t xml:space="preserve">tout </w:t>
-      </w:r>
-      <w:r>
-        <w:rPr>
-          <w:sz w:val="22"/>
-          <w:szCs w:val="22"/>
-        </w:rPr>
-        <w:t>autre moyen convenu)</w:t>
-      </w:r>
-      <w:r>
-        <w:rPr>
-          <w:sz w:val="22"/>
-          <w:szCs w:val="22"/>
-        </w:rPr>
-        <w:t>.</w:t>
-      </w:r>
-    </w:p>
-    <w:p>
-      <w:pPr>
-        <w:pBdr>
-          <w:bottom w:val="single" w:sz="6" w:space="1" w:color="auto"/>
-        </w:pBdr>
-        <w:rPr>
-          <w:rFonts w:eastAsiaTheme="majorEastAsia" w:cstheme="majorBidi"/>
-          <w:b/>
-          <w:bCs/>
-          <w:color w:val="0F4761" w:themeColor="accent1" w:themeShade="BF"/>
-          <w:sz w:val="28"/>
-          <w:szCs w:val="28"/>
-        </w:rPr>
-      </w:pPr>
-    </w:p>
-    <w:p>
-      <w:pPr>
-        <w:rPr>
-          <w:rFonts w:eastAsiaTheme="majorEastAsia" w:cstheme="majorBidi"/>
-          <w:b/>
-          <w:bCs/>
-          <w:color w:val="0F4761" w:themeColor="accent1" w:themeShade="BF"/>
-        </w:rPr>
-      </w:pPr>
-    </w:p>
-    <w:p/>
-    <w:p>
-      <w:pPr>
-        <w:jc w:val="both"/>
-      </w:pPr>
-      <w:r>
-        <w:t>La base de donnée</w:t>
-      </w:r>
-      <w:r>
-        <w:t>s</w:t>
-      </w:r>
-      <w:r>
-        <w:t xml:space="preserve"> </w:t>
-      </w:r>
-      <w:r>
-        <w:t xml:space="preserve">sera analysée dans les 10 jours ouvrables. Vous recevrez ensuite une soumission établie sur mesure pour votre base de données, calculée selon la grille tarifaire en vigueur. </w:t>
-      </w:r>
-      <w:r>
-        <w:t>Si</w:t>
-      </w:r>
-      <w:r>
-        <w:t xml:space="preserve"> </w:t>
-      </w:r>
-      <w:r>
-        <w:t>pour quelque raison que ce soit l’extraction finale ne contient pas le même nombre d’objets que ce qui a été déterminé lors de l’analyse et la soumission, le montant facturé sera ajusté selon la grille tarifaire courante.</w:t>
-      </w:r>
-    </w:p>
-    <w:p>
-      <w:pPr>
-        <w:jc w:val="both"/>
-      </w:pPr>
+        <w:br/>
+      </w:r>
     </w:p>
     <w:p>
       <w:pPr>
@@ -574,7 +540,8 @@
           <w:sz w:val="24"/>
           <w:szCs w:val="24"/>
         </w:rPr>
-        <w:t>Phases d’essais et migration finale</w:t>
+        <w:lastRenderedPageBreak/>
+        <w:t>Analyse et soumission</w:t>
       </w:r>
     </w:p>
     <w:p>
@@ -582,12 +549,81 @@
         <w:jc w:val="both"/>
       </w:pPr>
       <w:r>
-        <w:t>Les données migrées sont celles présentes dans la copie de sûreté de votre base de données, au moment qu’elle a été générée. Vous voudrez probablement faire traiter votre base de données à quelques reprises : analyse initiale pour soumission, première migration après achat pour valider le contenu migré, et migration finale le jour J de votre bascule vers une autre plateforme. Un total de quatre (4) traitements</w:t>
+        <w:t>La base de donnée</w:t>
+      </w:r>
+      <w:r>
+        <w:t>s</w:t>
       </w:r>
       <w:r>
         <w:t xml:space="preserve"> </w:t>
       </w:r>
       <w:r>
+        <w:t xml:space="preserve">sera analysée dans les 10 jours ouvrables. Vous recevrez ensuite une soumission établie sur mesure pour votre base de données, calculée selon la grille tarifaire en vigueur. </w:t>
+      </w:r>
+      <w:r>
+        <w:t>Si</w:t>
+      </w:r>
+      <w:r>
+        <w:t xml:space="preserve"> </w:t>
+      </w:r>
+      <w:r>
+        <w:t>pour quelque raison que ce soit l’extraction finale ne contient pas le même nombre d’objets que ce qui a été déterminé lors de l’analyse et la soumission, le montant facturé sera ajusté selon la grille tarifaire courante.</w:t>
+      </w:r>
+    </w:p>
+    <w:p>
+      <w:pPr>
+        <w:jc w:val="both"/>
+      </w:pPr>
+    </w:p>
+    <w:p>
+      <w:pPr>
+        <w:jc w:val="both"/>
+      </w:pPr>
+    </w:p>
+    <w:p>
+      <w:pPr>
+        <w:pStyle w:val="Heading3"/>
+        <w:rPr>
+          <w:b/>
+          <w:bCs/>
+          <w:sz w:val="24"/>
+          <w:szCs w:val="24"/>
+        </w:rPr>
+      </w:pPr>
+      <w:r>
+        <w:rPr>
+          <w:b/>
+          <w:bCs/>
+          <w:sz w:val="24"/>
+          <w:szCs w:val="24"/>
+        </w:rPr>
+        <w:t>Phases d’essais et migration finale</w:t>
+      </w:r>
+    </w:p>
+    <w:p>
+      <w:pPr>
+        <w:jc w:val="both"/>
+      </w:pPr>
+      <w:r>
+        <w:t xml:space="preserve">Les données migrées sont celles présentes dans la copie de sûreté de votre base de données, au moment qu’elle a été générée. Vous voudrez probablement faire traiter votre base de données à quelques reprises : analyse initiale pour soumission, première migration après achat pour valider le contenu migré, et migration finale le jour J de votre bascule vers une autre plateforme. </w:t>
+      </w:r>
+    </w:p>
+    <w:p>
+      <w:pPr>
+        <w:jc w:val="both"/>
+      </w:pPr>
+    </w:p>
+    <w:p>
+      <w:pPr>
+        <w:jc w:val="both"/>
+      </w:pPr>
+      <w:r>
+        <w:t>Un total de quatre (4) traitements</w:t>
+      </w:r>
+      <w:r>
+        <w:t xml:space="preserve"> </w:t>
+      </w:r>
+      <w:r>
         <w:t>du même client</w:t>
       </w:r>
       <w:r>
@@ -596,9 +632,51 @@
       <w:r>
         <w:t>, puisque cela génère un surplus de travail à chaque fois.</w:t>
       </w:r>
+    </w:p>
+    <w:p>
+      <w:pPr>
+        <w:jc w:val="both"/>
+      </w:pPr>
+    </w:p>
+    <w:p>
+      <w:pPr>
+        <w:jc w:val="both"/>
+      </w:pPr>
+      <w:r>
+        <w:t>Pour soumettre une nouvelle copie de votre base de données, utilisez le même formulaire et choisissez l’option 2 ou 3, selon votre situation.</w:t>
+      </w:r>
+    </w:p>
+    <w:p>
+      <w:pPr>
+        <w:jc w:val="both"/>
+      </w:pPr>
+    </w:p>
+    <w:p>
+      <w:pPr>
+        <w:jc w:val="both"/>
+        <w:rPr>
+          <w:b/>
+          <w:bCs/>
+        </w:rPr>
+      </w:pPr>
+      <w:hyperlink r:id="rId15" w:history="1">
+        <w:r>
+          <w:rPr>
+            <w:rStyle w:val="Hyperlink"/>
+            <w:b/>
+            <w:bCs/>
+          </w:rPr>
+          <w:t>https://securitepublique.ca/migration/</w:t>
+        </w:r>
+      </w:hyperlink>
+    </w:p>
+    <w:p>
+      <w:pPr>
+        <w:jc w:val="both"/>
+      </w:pPr>
     </w:p>
     <w:sectPr>
-      <w:footerReference w:type="default" r:id="rId14"/>
+      <w:footerReference w:type="default" r:id="rId16"/>
       <w:pgSz w:w="12240" w:h="15840"/>
       <w:pgMar w:top="1440" w:right="1440" w:bottom="1440" w:left="1440" w:header="708" w:footer="708" w:gutter="0"/>
       <w:cols w:space="708"/>

--- a/doc/Procédure de transmission.docx
+++ b/doc/Procédure de transmission.docx
@@ -414,23 +414,7 @@
             <w:b/>
             <w:bCs/>
           </w:rPr>
-          <w:t>htt</w:t>
-        </w:r>
-        <w:r>
-          <w:rPr>
-            <w:rStyle w:val="Hyperlink"/>
-            <w:b/>
-            <w:bCs/>
-          </w:rPr>
-          <w:t>p</w:t>
-        </w:r>
-        <w:r>
-          <w:rPr>
-            <w:rStyle w:val="Hyperlink"/>
-            <w:b/>
-            <w:bCs/>
-          </w:rPr>
-          <w:t>s://securitepublique.ca/migration/</w:t>
+          <w:t>https://securitepublique.ca/migration/</w:t>
         </w:r>
       </w:hyperlink>
       <w:r>
@@ -444,10 +428,7 @@
         <w:t>BackupManuel.zip</w:t>
       </w:r>
       <w:r>
-        <w:t xml:space="preserve"> qui a été généré</w:t>
-      </w:r>
-      <w:r>
-        <w:t xml:space="preserve">. </w:t>
+        <w:t xml:space="preserve"> qui a été généré. </w:t>
       </w:r>
       <w:r>
         <w:br/>
@@ -459,6 +440,9 @@
         <w:t xml:space="preserve">                </w:t>
       </w:r>
       <w:r>
+        <w:rPr>
+          <w:noProof/>
+        </w:rPr>
         <w:drawing>
           <wp:inline distT="0" distB="0" distL="0" distR="0" wp14:anchorId="58E93E64" wp14:editId="070B7160">
             <wp:extent cx="4459574" cy="4769540"/>
